--- a/Тесты (Михальков).docx
+++ b/Тесты (Михальков).docx
@@ -785,6 +785,35 @@
     <w:p>
       <w:pPr>
         <w:spacing w:after="0"/>
+        <w:rPr>
+          <w:rFonts w:ascii="Times New Roman" w:hAnsi="Times New Roman" w:cs="Times New Roman"/>
+          <w:sz w:val="28"/>
+          <w:szCs w:val="28"/>
+        </w:rPr>
+      </w:pPr>
+      <w:r>
+        <w:rPr>
+          <w:rFonts w:ascii="Times New Roman" w:hAnsi="Times New Roman" w:cs="Times New Roman"/>
+          <w:b/>
+          <w:bCs/>
+          <w:sz w:val="28"/>
+          <w:szCs w:val="28"/>
+        </w:rPr>
+        <w:lastRenderedPageBreak/>
+        <w:t xml:space="preserve">Примечание: </w:t>
+      </w:r>
+      <w:r>
+        <w:rPr>
+          <w:rFonts w:ascii="Times New Roman" w:hAnsi="Times New Roman" w:cs="Times New Roman"/>
+          <w:sz w:val="28"/>
+          <w:szCs w:val="28"/>
+        </w:rPr>
+        <w:t>для более быстрой работы программы было решено выводить первые и последние 100 байт текста.</w:t>
+      </w:r>
+    </w:p>
+    <w:p>
+      <w:pPr>
+        <w:spacing w:after="0"/>
         <w:jc w:val="center"/>
         <w:rPr>
           <w:rFonts w:ascii="Times New Roman" w:hAnsi="Times New Roman" w:cs="Times New Roman"/>
@@ -802,7 +831,6 @@
           <w:sz w:val="40"/>
           <w:szCs w:val="40"/>
         </w:rPr>
-        <w:lastRenderedPageBreak/>
         <w:t>Тесты</w:t>
       </w:r>
     </w:p>
@@ -1086,6 +1114,7 @@
       <w:r>
         <w:rPr>
           <w:rFonts w:ascii="Times New Roman" w:hAnsi="Times New Roman" w:cs="Times New Roman"/>
+          <w:noProof/>
           <w:sz w:val="28"/>
           <w:szCs w:val="28"/>
         </w:rPr>
@@ -1158,13 +1187,14 @@
       <w:r>
         <w:rPr>
           <w:rFonts w:ascii="Times New Roman" w:hAnsi="Times New Roman" w:cs="Times New Roman"/>
+          <w:noProof/>
           <w:sz w:val="28"/>
           <w:szCs w:val="28"/>
         </w:rPr>
         <w:drawing>
-          <wp:inline distT="0" distB="0" distL="0" distR="0" wp14:anchorId="04D1E99C" wp14:editId="5ACE47E2">
-            <wp:extent cx="3744410" cy="4994641"/>
-            <wp:effectExtent l="0" t="0" r="8890" b="0"/>
+          <wp:inline distT="0" distB="0" distL="0" distR="0" wp14:anchorId="04D1E99C" wp14:editId="6C9B2618">
+            <wp:extent cx="3588151" cy="4786208"/>
+            <wp:effectExtent l="0" t="0" r="0" b="0"/>
             <wp:docPr id="14" name="Рисунок 14"/>
             <wp:cNvGraphicFramePr>
               <a:graphicFrameLocks xmlns:a="http://schemas.openxmlformats.org/drawingml/2006/main" noChangeAspect="1"/>
@@ -1185,7 +1215,7 @@
                   <pic:spPr>
                     <a:xfrm>
                       <a:off x="0" y="0"/>
-                      <a:ext cx="3752872" cy="5005928"/>
+                      <a:ext cx="3600190" cy="4802267"/>
                     </a:xfrm>
                     <a:prstGeom prst="rect">
                       <a:avLst/>
@@ -1264,6 +1294,7 @@
           <w:rFonts w:ascii="Times New Roman" w:hAnsi="Times New Roman" w:cs="Times New Roman"/>
           <w:b/>
           <w:bCs/>
+          <w:noProof/>
           <w:sz w:val="28"/>
           <w:szCs w:val="28"/>
         </w:rPr>
@@ -1334,6 +1365,7 @@
           <w:rFonts w:ascii="Times New Roman" w:hAnsi="Times New Roman" w:cs="Times New Roman"/>
           <w:b/>
           <w:bCs/>
+          <w:noProof/>
           <w:sz w:val="28"/>
           <w:szCs w:val="28"/>
         </w:rPr>
@@ -1519,11 +1551,11 @@
           <w:rFonts w:ascii="Times New Roman" w:hAnsi="Times New Roman" w:cs="Times New Roman"/>
           <w:b/>
           <w:bCs/>
+          <w:noProof/>
           <w:sz w:val="28"/>
           <w:szCs w:val="28"/>
           <w:lang w:val="en-US"/>
         </w:rPr>
-        <w:lastRenderedPageBreak/>
         <w:drawing>
           <wp:inline distT="0" distB="0" distL="0" distR="0" wp14:anchorId="0A33161F" wp14:editId="0FE2182F">
             <wp:extent cx="4711705" cy="5885727"/>
@@ -1593,6 +1625,7 @@
           <w:rFonts w:ascii="Times New Roman" w:hAnsi="Times New Roman" w:cs="Times New Roman"/>
           <w:b/>
           <w:bCs/>
+          <w:noProof/>
           <w:sz w:val="28"/>
           <w:szCs w:val="28"/>
           <w:lang w:val="en-US"/>
@@ -1666,6 +1699,7 @@
           <w:rFonts w:ascii="Times New Roman" w:hAnsi="Times New Roman" w:cs="Times New Roman"/>
           <w:b/>
           <w:bCs/>
+          <w:noProof/>
           <w:sz w:val="28"/>
           <w:szCs w:val="28"/>
           <w:lang w:val="en-US"/>
@@ -2059,6 +2093,7 @@
       <w:r>
         <w:rPr>
           <w:rFonts w:ascii="Times New Roman" w:hAnsi="Times New Roman" w:cs="Times New Roman"/>
+          <w:noProof/>
           <w:sz w:val="28"/>
           <w:szCs w:val="28"/>
         </w:rPr>
@@ -2191,6 +2226,7 @@
           <w:rFonts w:ascii="Times New Roman" w:hAnsi="Times New Roman" w:cs="Times New Roman"/>
           <w:b/>
           <w:bCs/>
+          <w:noProof/>
           <w:sz w:val="28"/>
           <w:szCs w:val="28"/>
         </w:rPr>
@@ -2262,6 +2298,7 @@
           <w:rFonts w:ascii="Times New Roman" w:hAnsi="Times New Roman" w:cs="Times New Roman"/>
           <w:b/>
           <w:bCs/>
+          <w:noProof/>
           <w:sz w:val="28"/>
           <w:szCs w:val="28"/>
         </w:rPr>
@@ -2377,6 +2414,7 @@
           <w:rFonts w:ascii="Times New Roman" w:hAnsi="Times New Roman" w:cs="Times New Roman"/>
           <w:b/>
           <w:bCs/>
+          <w:noProof/>
           <w:sz w:val="28"/>
           <w:szCs w:val="28"/>
           <w:lang w:val="en-US"/>
@@ -2451,6 +2489,7 @@
           <w:rFonts w:ascii="Times New Roman" w:hAnsi="Times New Roman" w:cs="Times New Roman"/>
           <w:b/>
           <w:bCs/>
+          <w:noProof/>
           <w:sz w:val="28"/>
           <w:szCs w:val="28"/>
           <w:lang w:val="en-US"/>
@@ -2837,6 +2876,7 @@
       <w:r>
         <w:rPr>
           <w:rFonts w:ascii="Times New Roman" w:hAnsi="Times New Roman" w:cs="Times New Roman"/>
+          <w:noProof/>
           <w:sz w:val="28"/>
           <w:szCs w:val="28"/>
         </w:rPr>
@@ -2941,6 +2981,7 @@
           <w:rFonts w:ascii="Times New Roman" w:hAnsi="Times New Roman" w:cs="Times New Roman"/>
           <w:b/>
           <w:bCs/>
+          <w:noProof/>
           <w:sz w:val="28"/>
           <w:szCs w:val="28"/>
         </w:rPr>
@@ -3012,6 +3053,7 @@
           <w:rFonts w:ascii="Times New Roman" w:hAnsi="Times New Roman" w:cs="Times New Roman"/>
           <w:b/>
           <w:bCs/>
+          <w:noProof/>
           <w:sz w:val="28"/>
           <w:szCs w:val="28"/>
         </w:rPr>
@@ -3114,6 +3156,7 @@
       <w:r>
         <w:rPr>
           <w:rFonts w:ascii="Times New Roman" w:hAnsi="Times New Roman" w:cs="Times New Roman"/>
+          <w:noProof/>
           <w:sz w:val="28"/>
           <w:szCs w:val="28"/>
         </w:rPr>
@@ -3179,6 +3222,7 @@
       <w:r>
         <w:rPr>
           <w:rFonts w:ascii="Times New Roman" w:hAnsi="Times New Roman" w:cs="Times New Roman"/>
+          <w:noProof/>
           <w:sz w:val="28"/>
           <w:szCs w:val="28"/>
         </w:rPr>
@@ -3357,6 +3401,7 @@
           <w:rFonts w:ascii="Times New Roman" w:hAnsi="Times New Roman" w:cs="Times New Roman"/>
           <w:b/>
           <w:bCs/>
+          <w:noProof/>
           <w:sz w:val="28"/>
           <w:szCs w:val="28"/>
           <w:lang w:val="en-US"/>
@@ -3468,6 +3513,7 @@
           <w:rFonts w:ascii="Times New Roman" w:hAnsi="Times New Roman" w:cs="Times New Roman"/>
           <w:b/>
           <w:bCs/>
+          <w:noProof/>
           <w:sz w:val="28"/>
           <w:szCs w:val="28"/>
         </w:rPr>
@@ -3572,6 +3618,7 @@
       <w:r>
         <w:rPr>
           <w:rFonts w:ascii="Times New Roman" w:hAnsi="Times New Roman" w:cs="Times New Roman"/>
+          <w:noProof/>
           <w:sz w:val="28"/>
           <w:szCs w:val="28"/>
         </w:rPr>
@@ -3690,6 +3737,7 @@
           <w:rFonts w:ascii="Times New Roman" w:hAnsi="Times New Roman" w:cs="Times New Roman"/>
           <w:b/>
           <w:bCs/>
+          <w:noProof/>
           <w:sz w:val="28"/>
           <w:szCs w:val="28"/>
         </w:rPr>
